--- a/DSES_RFI_Spectrum_Analyzer_Release_Workflow.docx
+++ b/DSES_RFI_Spectrum_Analyzer_Release_Workflow.docx
@@ -41,7 +41,7 @@
           <w:noProof/>
         </w:rPr>
         <w:drawing>
-          <wp:inline distT="0" distB="0" distL="0" distR="0" wp14:anchorId="0CD5602C" wp14:editId="70D73F9D">
+          <wp:inline distT="0" distB="0" distL="0" distR="0" wp14:anchorId="3905C73F" wp14:editId="2DB99221">
             <wp:extent cx="1371600" cy="1371600"/>
             <wp:effectExtent l="0" t="0" r="0" b="0"/>
             <wp:docPr id="1" name="Picture 1"/>
@@ -138,7 +138,7 @@
         <w:pStyle w:val="Heading1"/>
         <w:shd w:val="clear" w:color="auto" w:fill="156082"/>
       </w:pPr>
-      <w:bookmarkStart w:id="0" w:name="_Toc229925221"/>
+      <w:bookmarkStart w:id="0" w:name="_Toc229938924"/>
       <w:r>
         <w:lastRenderedPageBreak/>
         <w:t>Contents</w:t>
@@ -169,7 +169,7 @@
       <w:r>
         <w:fldChar w:fldCharType="separate"/>
       </w:r>
-      <w:hyperlink w:anchor="_Toc229925221" w:history="1">
+      <w:hyperlink w:anchor="_Toc229938924" w:history="1">
         <w:r>
           <w:rPr>
             <w:rStyle w:val="Hyperlink"/>
@@ -196,7 +196,7 @@
             <w:noProof/>
             <w:webHidden/>
           </w:rPr>
-          <w:instrText xml:space="preserve"> PAGEREF _Toc229925221 \h </w:instrText>
+          <w:instrText xml:space="preserve"> PAGEREF _Toc229938924 \h </w:instrText>
         </w:r>
         <w:r>
           <w:rPr>
@@ -242,7 +242,7 @@
           <w14:ligatures w14:val="standardContextual"/>
         </w:rPr>
       </w:pPr>
-      <w:hyperlink w:anchor="_Toc229925222" w:history="1">
+      <w:hyperlink w:anchor="_Toc229938925" w:history="1">
         <w:r>
           <w:rPr>
             <w:rStyle w:val="Hyperlink"/>
@@ -269,7 +269,7 @@
             <w:noProof/>
             <w:webHidden/>
           </w:rPr>
-          <w:instrText xml:space="preserve"> PAGEREF _Toc229925222 \h </w:instrText>
+          <w:instrText xml:space="preserve"> PAGEREF _Toc229938925 \h </w:instrText>
         </w:r>
         <w:r>
           <w:rPr>
@@ -315,7 +315,7 @@
           <w14:ligatures w14:val="standardContextual"/>
         </w:rPr>
       </w:pPr>
-      <w:hyperlink w:anchor="_Toc229925223" w:history="1">
+      <w:hyperlink w:anchor="_Toc229938926" w:history="1">
         <w:r>
           <w:rPr>
             <w:rStyle w:val="Hyperlink"/>
@@ -342,7 +342,7 @@
             <w:noProof/>
             <w:webHidden/>
           </w:rPr>
-          <w:instrText xml:space="preserve"> PAGEREF _Toc229925223 \h </w:instrText>
+          <w:instrText xml:space="preserve"> PAGEREF _Toc229938926 \h </w:instrText>
         </w:r>
         <w:r>
           <w:rPr>
@@ -388,7 +388,7 @@
           <w14:ligatures w14:val="standardContextual"/>
         </w:rPr>
       </w:pPr>
-      <w:hyperlink w:anchor="_Toc229925224" w:history="1">
+      <w:hyperlink w:anchor="_Toc229938927" w:history="1">
         <w:r>
           <w:rPr>
             <w:rStyle w:val="Hyperlink"/>
@@ -415,7 +415,7 @@
             <w:noProof/>
             <w:webHidden/>
           </w:rPr>
-          <w:instrText xml:space="preserve"> PAGEREF _Toc229925224 \h </w:instrText>
+          <w:instrText xml:space="preserve"> PAGEREF _Toc229938927 \h </w:instrText>
         </w:r>
         <w:r>
           <w:rPr>
@@ -461,7 +461,7 @@
           <w14:ligatures w14:val="standardContextual"/>
         </w:rPr>
       </w:pPr>
-      <w:hyperlink w:anchor="_Toc229925225" w:history="1">
+      <w:hyperlink w:anchor="_Toc229938928" w:history="1">
         <w:r>
           <w:rPr>
             <w:rStyle w:val="Hyperlink"/>
@@ -488,7 +488,7 @@
             <w:noProof/>
             <w:webHidden/>
           </w:rPr>
-          <w:instrText xml:space="preserve"> PAGEREF _Toc229925225 \h </w:instrText>
+          <w:instrText xml:space="preserve"> PAGEREF _Toc229938928 \h </w:instrText>
         </w:r>
         <w:r>
           <w:rPr>
@@ -534,7 +534,7 @@
           <w14:ligatures w14:val="standardContextual"/>
         </w:rPr>
       </w:pPr>
-      <w:hyperlink w:anchor="_Toc229925226" w:history="1">
+      <w:hyperlink w:anchor="_Toc229938929" w:history="1">
         <w:r>
           <w:rPr>
             <w:rStyle w:val="Hyperlink"/>
@@ -561,7 +561,7 @@
             <w:noProof/>
             <w:webHidden/>
           </w:rPr>
-          <w:instrText xml:space="preserve"> PAGEREF _Toc229925226 \h </w:instrText>
+          <w:instrText xml:space="preserve"> PAGEREF _Toc229938929 \h </w:instrText>
         </w:r>
         <w:r>
           <w:rPr>
@@ -607,7 +607,7 @@
           <w14:ligatures w14:val="standardContextual"/>
         </w:rPr>
       </w:pPr>
-      <w:hyperlink w:anchor="_Toc229925227" w:history="1">
+      <w:hyperlink w:anchor="_Toc229938930" w:history="1">
         <w:r>
           <w:rPr>
             <w:rStyle w:val="Hyperlink"/>
@@ -634,7 +634,7 @@
             <w:noProof/>
             <w:webHidden/>
           </w:rPr>
-          <w:instrText xml:space="preserve"> PAGEREF _Toc229925227 \h </w:instrText>
+          <w:instrText xml:space="preserve"> PAGEREF _Toc229938930 \h </w:instrText>
         </w:r>
         <w:r>
           <w:rPr>
@@ -680,7 +680,7 @@
           <w14:ligatures w14:val="standardContextual"/>
         </w:rPr>
       </w:pPr>
-      <w:hyperlink w:anchor="_Toc229925228" w:history="1">
+      <w:hyperlink w:anchor="_Toc229938931" w:history="1">
         <w:r>
           <w:rPr>
             <w:rStyle w:val="Hyperlink"/>
@@ -707,7 +707,7 @@
             <w:noProof/>
             <w:webHidden/>
           </w:rPr>
-          <w:instrText xml:space="preserve"> PAGEREF _Toc229925228 \h </w:instrText>
+          <w:instrText xml:space="preserve"> PAGEREF _Toc229938931 \h </w:instrText>
         </w:r>
         <w:r>
           <w:rPr>
@@ -753,7 +753,7 @@
           <w14:ligatures w14:val="standardContextual"/>
         </w:rPr>
       </w:pPr>
-      <w:hyperlink w:anchor="_Toc229925229" w:history="1">
+      <w:hyperlink w:anchor="_Toc229938932" w:history="1">
         <w:r>
           <w:rPr>
             <w:rStyle w:val="Hyperlink"/>
@@ -780,7 +780,7 @@
             <w:noProof/>
             <w:webHidden/>
           </w:rPr>
-          <w:instrText xml:space="preserve"> PAGEREF _Toc229925229 \h </w:instrText>
+          <w:instrText xml:space="preserve"> PAGEREF _Toc229938932 \h </w:instrText>
         </w:r>
         <w:r>
           <w:rPr>
@@ -826,7 +826,7 @@
           <w14:ligatures w14:val="standardContextual"/>
         </w:rPr>
       </w:pPr>
-      <w:hyperlink w:anchor="_Toc229925230" w:history="1">
+      <w:hyperlink w:anchor="_Toc229938933" w:history="1">
         <w:r>
           <w:rPr>
             <w:rStyle w:val="Hyperlink"/>
@@ -853,7 +853,7 @@
             <w:noProof/>
             <w:webHidden/>
           </w:rPr>
-          <w:instrText xml:space="preserve"> PAGEREF _Toc229925230 \h </w:instrText>
+          <w:instrText xml:space="preserve"> PAGEREF _Toc229938933 \h </w:instrText>
         </w:r>
         <w:r>
           <w:rPr>
@@ -899,7 +899,7 @@
           <w14:ligatures w14:val="standardContextual"/>
         </w:rPr>
       </w:pPr>
-      <w:hyperlink w:anchor="_Toc229925231" w:history="1">
+      <w:hyperlink w:anchor="_Toc229938934" w:history="1">
         <w:r>
           <w:rPr>
             <w:rStyle w:val="Hyperlink"/>
@@ -926,7 +926,7 @@
             <w:noProof/>
             <w:webHidden/>
           </w:rPr>
-          <w:instrText xml:space="preserve"> PAGEREF _Toc229925231 \h </w:instrText>
+          <w:instrText xml:space="preserve"> PAGEREF _Toc229938934 \h </w:instrText>
         </w:r>
         <w:r>
           <w:rPr>
@@ -972,7 +972,7 @@
           <w14:ligatures w14:val="standardContextual"/>
         </w:rPr>
       </w:pPr>
-      <w:hyperlink w:anchor="_Toc229925232" w:history="1">
+      <w:hyperlink w:anchor="_Toc229938935" w:history="1">
         <w:r>
           <w:rPr>
             <w:rStyle w:val="Hyperlink"/>
@@ -999,7 +999,7 @@
             <w:noProof/>
             <w:webHidden/>
           </w:rPr>
-          <w:instrText xml:space="preserve"> PAGEREF _Toc229925232 \h </w:instrText>
+          <w:instrText xml:space="preserve"> PAGEREF _Toc229938935 \h </w:instrText>
         </w:r>
         <w:r>
           <w:rPr>
@@ -1045,7 +1045,7 @@
           <w14:ligatures w14:val="standardContextual"/>
         </w:rPr>
       </w:pPr>
-      <w:hyperlink w:anchor="_Toc229925233" w:history="1">
+      <w:hyperlink w:anchor="_Toc229938936" w:history="1">
         <w:r>
           <w:rPr>
             <w:rStyle w:val="Hyperlink"/>
@@ -1072,7 +1072,7 @@
             <w:noProof/>
             <w:webHidden/>
           </w:rPr>
-          <w:instrText xml:space="preserve"> PAGEREF _Toc229925233 \h </w:instrText>
+          <w:instrText xml:space="preserve"> PAGEREF _Toc229938936 \h </w:instrText>
         </w:r>
         <w:r>
           <w:rPr>
@@ -1118,7 +1118,7 @@
           <w14:ligatures w14:val="standardContextual"/>
         </w:rPr>
       </w:pPr>
-      <w:hyperlink w:anchor="_Toc229925234" w:history="1">
+      <w:hyperlink w:anchor="_Toc229938937" w:history="1">
         <w:r>
           <w:rPr>
             <w:rStyle w:val="Hyperlink"/>
@@ -1145,7 +1145,7 @@
             <w:noProof/>
             <w:webHidden/>
           </w:rPr>
-          <w:instrText xml:space="preserve"> PAGEREF _Toc229925234 \h </w:instrText>
+          <w:instrText xml:space="preserve"> PAGEREF _Toc229938937 \h </w:instrText>
         </w:r>
         <w:r>
           <w:rPr>
@@ -1191,7 +1191,7 @@
           <w14:ligatures w14:val="standardContextual"/>
         </w:rPr>
       </w:pPr>
-      <w:hyperlink w:anchor="_Toc229925235" w:history="1">
+      <w:hyperlink w:anchor="_Toc229938938" w:history="1">
         <w:r>
           <w:rPr>
             <w:rStyle w:val="Hyperlink"/>
@@ -1218,7 +1218,7 @@
             <w:noProof/>
             <w:webHidden/>
           </w:rPr>
-          <w:instrText xml:space="preserve"> PAGEREF _Toc229925235 \h </w:instrText>
+          <w:instrText xml:space="preserve"> PAGEREF _Toc229938938 \h </w:instrText>
         </w:r>
         <w:r>
           <w:rPr>
@@ -1264,7 +1264,7 @@
           <w14:ligatures w14:val="standardContextual"/>
         </w:rPr>
       </w:pPr>
-      <w:hyperlink w:anchor="_Toc229925236" w:history="1">
+      <w:hyperlink w:anchor="_Toc229938939" w:history="1">
         <w:r>
           <w:rPr>
             <w:rStyle w:val="Hyperlink"/>
@@ -1291,7 +1291,7 @@
             <w:noProof/>
             <w:webHidden/>
           </w:rPr>
-          <w:instrText xml:space="preserve"> PAGEREF _Toc229925236 \h </w:instrText>
+          <w:instrText xml:space="preserve"> PAGEREF _Toc229938939 \h </w:instrText>
         </w:r>
         <w:r>
           <w:rPr>
@@ -1337,7 +1337,7 @@
           <w14:ligatures w14:val="standardContextual"/>
         </w:rPr>
       </w:pPr>
-      <w:hyperlink w:anchor="_Toc229925237" w:history="1">
+      <w:hyperlink w:anchor="_Toc229938940" w:history="1">
         <w:r>
           <w:rPr>
             <w:rStyle w:val="Hyperlink"/>
@@ -1364,7 +1364,7 @@
             <w:noProof/>
             <w:webHidden/>
           </w:rPr>
-          <w:instrText xml:space="preserve"> PAGEREF _Toc229925237 \h </w:instrText>
+          <w:instrText xml:space="preserve"> PAGEREF _Toc229938940 \h </w:instrText>
         </w:r>
         <w:r>
           <w:rPr>
@@ -1410,7 +1410,7 @@
           <w14:ligatures w14:val="standardContextual"/>
         </w:rPr>
       </w:pPr>
-      <w:hyperlink w:anchor="_Toc229925238" w:history="1">
+      <w:hyperlink w:anchor="_Toc229938941" w:history="1">
         <w:r>
           <w:rPr>
             <w:rStyle w:val="Hyperlink"/>
@@ -1437,7 +1437,7 @@
             <w:noProof/>
             <w:webHidden/>
           </w:rPr>
-          <w:instrText xml:space="preserve"> PAGEREF _Toc229925238 \h </w:instrText>
+          <w:instrText xml:space="preserve"> PAGEREF _Toc229938941 \h </w:instrText>
         </w:r>
         <w:r>
           <w:rPr>
@@ -1483,7 +1483,7 @@
           <w14:ligatures w14:val="standardContextual"/>
         </w:rPr>
       </w:pPr>
-      <w:hyperlink w:anchor="_Toc229925239" w:history="1">
+      <w:hyperlink w:anchor="_Toc229938942" w:history="1">
         <w:r>
           <w:rPr>
             <w:rStyle w:val="Hyperlink"/>
@@ -1510,7 +1510,7 @@
             <w:noProof/>
             <w:webHidden/>
           </w:rPr>
-          <w:instrText xml:space="preserve"> PAGEREF _Toc229925239 \h </w:instrText>
+          <w:instrText xml:space="preserve"> PAGEREF _Toc229938942 \h </w:instrText>
         </w:r>
         <w:r>
           <w:rPr>
@@ -1556,7 +1556,7 @@
           <w14:ligatures w14:val="standardContextual"/>
         </w:rPr>
       </w:pPr>
-      <w:hyperlink w:anchor="_Toc229925240" w:history="1">
+      <w:hyperlink w:anchor="_Toc229938943" w:history="1">
         <w:r>
           <w:rPr>
             <w:rStyle w:val="Hyperlink"/>
@@ -1583,7 +1583,7 @@
             <w:noProof/>
             <w:webHidden/>
           </w:rPr>
-          <w:instrText xml:space="preserve"> PAGEREF _Toc229925240 \h </w:instrText>
+          <w:instrText xml:space="preserve"> PAGEREF _Toc229938943 \h </w:instrText>
         </w:r>
         <w:r>
           <w:rPr>
@@ -1629,7 +1629,7 @@
           <w14:ligatures w14:val="standardContextual"/>
         </w:rPr>
       </w:pPr>
-      <w:hyperlink w:anchor="_Toc229925241" w:history="1">
+      <w:hyperlink w:anchor="_Toc229938944" w:history="1">
         <w:r>
           <w:rPr>
             <w:rStyle w:val="Hyperlink"/>
@@ -1656,7 +1656,7 @@
             <w:noProof/>
             <w:webHidden/>
           </w:rPr>
-          <w:instrText xml:space="preserve"> PAGEREF _Toc229925241 \h </w:instrText>
+          <w:instrText xml:space="preserve"> PAGEREF _Toc229938944 \h </w:instrText>
         </w:r>
         <w:r>
           <w:rPr>
@@ -1702,7 +1702,7 @@
           <w14:ligatures w14:val="standardContextual"/>
         </w:rPr>
       </w:pPr>
-      <w:hyperlink w:anchor="_Toc229925242" w:history="1">
+      <w:hyperlink w:anchor="_Toc229938945" w:history="1">
         <w:r>
           <w:rPr>
             <w:rStyle w:val="Hyperlink"/>
@@ -1729,7 +1729,7 @@
             <w:noProof/>
             <w:webHidden/>
           </w:rPr>
-          <w:instrText xml:space="preserve"> PAGEREF _Toc229925242 \h </w:instrText>
+          <w:instrText xml:space="preserve"> PAGEREF _Toc229938945 \h </w:instrText>
         </w:r>
         <w:r>
           <w:rPr>
@@ -1775,7 +1775,7 @@
           <w14:ligatures w14:val="standardContextual"/>
         </w:rPr>
       </w:pPr>
-      <w:hyperlink w:anchor="_Toc229925243" w:history="1">
+      <w:hyperlink w:anchor="_Toc229938946" w:history="1">
         <w:r>
           <w:rPr>
             <w:rStyle w:val="Hyperlink"/>
@@ -1802,7 +1802,7 @@
             <w:noProof/>
             <w:webHidden/>
           </w:rPr>
-          <w:instrText xml:space="preserve"> PAGEREF _Toc229925243 \h </w:instrText>
+          <w:instrText xml:space="preserve"> PAGEREF _Toc229938946 \h </w:instrText>
         </w:r>
         <w:r>
           <w:rPr>
@@ -1848,7 +1848,7 @@
           <w14:ligatures w14:val="standardContextual"/>
         </w:rPr>
       </w:pPr>
-      <w:hyperlink w:anchor="_Toc229925244" w:history="1">
+      <w:hyperlink w:anchor="_Toc229938947" w:history="1">
         <w:r>
           <w:rPr>
             <w:rStyle w:val="Hyperlink"/>
@@ -1875,7 +1875,7 @@
             <w:noProof/>
             <w:webHidden/>
           </w:rPr>
-          <w:instrText xml:space="preserve"> PAGEREF _Toc229925244 \h </w:instrText>
+          <w:instrText xml:space="preserve"> PAGEREF _Toc229938947 \h </w:instrText>
         </w:r>
         <w:r>
           <w:rPr>
@@ -1921,7 +1921,7 @@
           <w14:ligatures w14:val="standardContextual"/>
         </w:rPr>
       </w:pPr>
-      <w:hyperlink w:anchor="_Toc229925245" w:history="1">
+      <w:hyperlink w:anchor="_Toc229938948" w:history="1">
         <w:r>
           <w:rPr>
             <w:rStyle w:val="Hyperlink"/>
@@ -1948,7 +1948,7 @@
             <w:noProof/>
             <w:webHidden/>
           </w:rPr>
-          <w:instrText xml:space="preserve"> PAGEREF _Toc229925245 \h </w:instrText>
+          <w:instrText xml:space="preserve"> PAGEREF _Toc229938948 \h </w:instrText>
         </w:r>
         <w:r>
           <w:rPr>
@@ -1994,7 +1994,7 @@
           <w14:ligatures w14:val="standardContextual"/>
         </w:rPr>
       </w:pPr>
-      <w:hyperlink w:anchor="_Toc229925246" w:history="1">
+      <w:hyperlink w:anchor="_Toc229938949" w:history="1">
         <w:r>
           <w:rPr>
             <w:rStyle w:val="Hyperlink"/>
@@ -2021,7 +2021,7 @@
             <w:noProof/>
             <w:webHidden/>
           </w:rPr>
-          <w:instrText xml:space="preserve"> PAGEREF _Toc229925246 \h </w:instrText>
+          <w:instrText xml:space="preserve"> PAGEREF _Toc229938949 \h </w:instrText>
         </w:r>
         <w:r>
           <w:rPr>
@@ -2067,7 +2067,7 @@
           <w14:ligatures w14:val="standardContextual"/>
         </w:rPr>
       </w:pPr>
-      <w:hyperlink w:anchor="_Toc229925247" w:history="1">
+      <w:hyperlink w:anchor="_Toc229938950" w:history="1">
         <w:r>
           <w:rPr>
             <w:rStyle w:val="Hyperlink"/>
@@ -2094,7 +2094,7 @@
             <w:noProof/>
             <w:webHidden/>
           </w:rPr>
-          <w:instrText xml:space="preserve"> PAGEREF _Toc229925247 \h </w:instrText>
+          <w:instrText xml:space="preserve"> PAGEREF _Toc229938950 \h </w:instrText>
         </w:r>
         <w:r>
           <w:rPr>
@@ -2140,13 +2140,13 @@
           <w14:ligatures w14:val="standardContextual"/>
         </w:rPr>
       </w:pPr>
-      <w:hyperlink w:anchor="_Toc229925248" w:history="1">
+      <w:hyperlink w:anchor="_Toc229938951" w:history="1">
         <w:r>
           <w:rPr>
             <w:rStyle w:val="Hyperlink"/>
             <w:noProof/>
           </w:rPr>
-          <w:t>7.4 Memory / notes worth knowing</w:t>
+          <w:t>7.4 Multi-radio architecture</w:t>
         </w:r>
         <w:r>
           <w:rPr>
@@ -2167,7 +2167,7 @@
             <w:noProof/>
             <w:webHidden/>
           </w:rPr>
-          <w:instrText xml:space="preserve"> PAGEREF _Toc229925248 \h </w:instrText>
+          <w:instrText xml:space="preserve"> PAGEREF _Toc229938951 \h </w:instrText>
         </w:r>
         <w:r>
           <w:rPr>
@@ -2199,12 +2199,85 @@
       </w:hyperlink>
     </w:p>
     <w:p>
-      <w:r>
-        <w:fldChar w:fldCharType="end"/>
-      </w:r>
+      <w:pPr>
+        <w:pStyle w:val="TOC3"/>
+        <w:tabs>
+          <w:tab w:val="right" w:leader="dot" w:pos="9624"/>
+        </w:tabs>
+        <w:rPr>
+          <w:rFonts w:asciiTheme="minorHAnsi" w:hAnsiTheme="minorHAnsi"/>
+          <w:noProof/>
+          <w:kern w:val="2"/>
+          <w:sz w:val="24"/>
+          <w:szCs w:val="24"/>
+          <w14:ligatures w14:val="standardContextual"/>
+        </w:rPr>
+      </w:pPr>
+      <w:hyperlink w:anchor="_Toc229938952" w:history="1">
+        <w:r>
+          <w:rPr>
+            <w:rStyle w:val="Hyperlink"/>
+            <w:noProof/>
+          </w:rPr>
+          <w:t>7.5 Memory / notes worth knowing</w:t>
+        </w:r>
+        <w:r>
+          <w:rPr>
+            <w:noProof/>
+            <w:webHidden/>
+          </w:rPr>
+          <w:tab/>
+        </w:r>
+        <w:r>
+          <w:rPr>
+            <w:noProof/>
+            <w:webHidden/>
+          </w:rPr>
+          <w:fldChar w:fldCharType="begin"/>
+        </w:r>
+        <w:r>
+          <w:rPr>
+            <w:noProof/>
+            <w:webHidden/>
+          </w:rPr>
+          <w:instrText xml:space="preserve"> PAGEREF _Toc229938952 \h </w:instrText>
+        </w:r>
+        <w:r>
+          <w:rPr>
+            <w:noProof/>
+            <w:webHidden/>
+          </w:rPr>
+        </w:r>
+        <w:r>
+          <w:rPr>
+            <w:noProof/>
+            <w:webHidden/>
+          </w:rPr>
+          <w:fldChar w:fldCharType="separate"/>
+        </w:r>
+        <w:r>
+          <w:rPr>
+            <w:noProof/>
+            <w:webHidden/>
+          </w:rPr>
+          <w:t>11</w:t>
+        </w:r>
+        <w:r>
+          <w:rPr>
+            <w:noProof/>
+            <w:webHidden/>
+          </w:rPr>
+          <w:fldChar w:fldCharType="end"/>
+        </w:r>
+      </w:hyperlink>
     </w:p>
     <w:p>
       <w:r>
+        <w:fldChar w:fldCharType="end"/>
+      </w:r>
+    </w:p>
+    <w:p>
+      <w:r>
         <w:lastRenderedPageBreak/>
         <w:br w:type="page"/>
       </w:r>
@@ -2214,7 +2287,7 @@
         <w:pStyle w:val="Heading1"/>
         <w:shd w:val="clear" w:color="auto" w:fill="156082"/>
       </w:pPr>
-      <w:bookmarkStart w:id="1" w:name="_Toc229925222"/>
+      <w:bookmarkStart w:id="1" w:name="_Toc229938925"/>
       <w:r>
         <w:lastRenderedPageBreak/>
         <w:t xml:space="preserve">B210 Spectrum Analyzer — Release </w:t>
@@ -2294,7 +2367,7 @@
       <w:pPr>
         <w:pStyle w:val="Heading2"/>
       </w:pPr>
-      <w:bookmarkStart w:id="2" w:name="_Toc229925223"/>
+      <w:bookmarkStart w:id="2" w:name="_Toc229938926"/>
       <w:r>
         <w:t>1. Development environment</w:t>
       </w:r>
@@ -2535,7 +2608,7 @@
       <w:pPr>
         <w:pStyle w:val="Heading2"/>
       </w:pPr>
-      <w:bookmarkStart w:id="3" w:name="_Toc229925224"/>
+      <w:bookmarkStart w:id="3" w:name="_Toc229938927"/>
       <w:r>
         <w:t>2. Source layout</w:t>
       </w:r>
@@ -3299,7 +3372,7 @@
       <w:pPr>
         <w:pStyle w:val="Heading2"/>
       </w:pPr>
-      <w:bookmarkStart w:id="4" w:name="_Toc229925225"/>
+      <w:bookmarkStart w:id="4" w:name="_Toc229938928"/>
       <w:r>
         <w:t>3. Distribution host</w:t>
       </w:r>
@@ -3413,7 +3486,7 @@
       <w:pPr>
         <w:pStyle w:val="Heading2"/>
       </w:pPr>
-      <w:bookmarkStart w:id="5" w:name="_Toc229925226"/>
+      <w:bookmarkStart w:id="5" w:name="_Toc229938929"/>
       <w:r>
         <w:t>4. Routine release workflow</w:t>
       </w:r>
@@ -3428,7 +3501,7 @@
       <w:pPr>
         <w:pStyle w:val="Heading3"/>
       </w:pPr>
-      <w:bookmarkStart w:id="6" w:name="_Toc229925227"/>
+      <w:bookmarkStart w:id="6" w:name="_Toc229938930"/>
       <w:r>
         <w:lastRenderedPageBreak/>
         <w:t>4.1 Bump the version</w:t>
@@ -3474,7 +3547,7 @@
       <w:pPr>
         <w:pStyle w:val="Heading3"/>
       </w:pPr>
-      <w:bookmarkStart w:id="7" w:name="_Toc229925228"/>
+      <w:bookmarkStart w:id="7" w:name="_Toc229938931"/>
       <w:r>
         <w:t>4.2 Commit the source changes</w:t>
       </w:r>
@@ -3489,7 +3562,7 @@
       <w:pPr>
         <w:pStyle w:val="Heading3"/>
       </w:pPr>
-      <w:bookmarkStart w:id="8" w:name="_Toc229925229"/>
+      <w:bookmarkStart w:id="8" w:name="_Toc229938932"/>
       <w:r>
         <w:t>4.3 Rebuild the user-facing install guide</w:t>
       </w:r>
@@ -3575,7 +3648,7 @@
       <w:pPr>
         <w:pStyle w:val="Heading3"/>
       </w:pPr>
-      <w:bookmarkStart w:id="9" w:name="_Toc229925230"/>
+      <w:bookmarkStart w:id="9" w:name="_Toc229938933"/>
       <w:r>
         <w:t>4.4 Rebuild this document (optional)</w:t>
       </w:r>
@@ -3643,7 +3716,7 @@
       <w:pPr>
         <w:pStyle w:val="Heading3"/>
       </w:pPr>
-      <w:bookmarkStart w:id="10" w:name="_Toc229925231"/>
+      <w:bookmarkStart w:id="10" w:name="_Toc229938934"/>
       <w:r>
         <w:t>4.5 Build the release zip</w:t>
       </w:r>
@@ -3730,7 +3803,7 @@
       <w:pPr>
         <w:pStyle w:val="Heading3"/>
       </w:pPr>
-      <w:bookmarkStart w:id="11" w:name="_Toc229925232"/>
+      <w:bookmarkStart w:id="11" w:name="_Toc229938935"/>
       <w:r>
         <w:t>4.6 Upload to the server</w:t>
       </w:r>
@@ -3872,7 +3945,7 @@
       <w:pPr>
         <w:pStyle w:val="Heading3"/>
       </w:pPr>
-      <w:bookmarkStart w:id="12" w:name="_Toc229925233"/>
+      <w:bookmarkStart w:id="12" w:name="_Toc229938936"/>
       <w:r>
         <w:t>4.7 Update the manifest</w:t>
       </w:r>
@@ -3927,7 +4000,7 @@
       <w:pPr>
         <w:pStyle w:val="Heading3"/>
       </w:pPr>
-      <w:bookmarkStart w:id="13" w:name="_Toc229925234"/>
+      <w:bookmarkStart w:id="13" w:name="_Toc229938937"/>
       <w:r>
         <w:t>4.8 Done</w:t>
       </w:r>
@@ -3945,7 +4018,7 @@
       <w:pPr>
         <w:pStyle w:val="Heading2"/>
       </w:pPr>
-      <w:bookmarkStart w:id="14" w:name="_Toc229925235"/>
+      <w:bookmarkStart w:id="14" w:name="_Toc229938938"/>
       <w:r>
         <w:t>5. The update manifest</w:t>
       </w:r>
@@ -4021,7 +4094,7 @@
       <w:pPr>
         <w:pStyle w:val="Heading3"/>
       </w:pPr>
-      <w:bookmarkStart w:id="15" w:name="_Toc229925236"/>
+      <w:bookmarkStart w:id="15" w:name="_Toc229938939"/>
       <w:r>
         <w:t>5.1 Manifest format</w:t>
       </w:r>
@@ -4161,7 +4234,7 @@
       <w:pPr>
         <w:pStyle w:val="Heading3"/>
       </w:pPr>
-      <w:bookmarkStart w:id="16" w:name="_Toc229925237"/>
+      <w:bookmarkStart w:id="16" w:name="_Toc229938940"/>
       <w:r>
         <w:t>5.2 Server side: writing the manifest</w:t>
       </w:r>
@@ -4293,7 +4366,7 @@
       <w:pPr>
         <w:pStyle w:val="Heading3"/>
       </w:pPr>
-      <w:bookmarkStart w:id="17" w:name="_Toc229925238"/>
+      <w:bookmarkStart w:id="17" w:name="_Toc229938941"/>
       <w:r>
         <w:t>5.3 Behavior notes</w:t>
       </w:r>
@@ -4432,7 +4505,7 @@
       <w:pPr>
         <w:pStyle w:val="Heading3"/>
       </w:pPr>
-      <w:bookmarkStart w:id="18" w:name="_Toc229925239"/>
+      <w:bookmarkStart w:id="18" w:name="_Toc229938942"/>
       <w:r>
         <w:t>5.4 Disabling and rolling back</w:t>
       </w:r>
@@ -4543,7 +4616,7 @@
       <w:pPr>
         <w:pStyle w:val="Heading2"/>
       </w:pPr>
-      <w:bookmarkStart w:id="19" w:name="_Toc229925240"/>
+      <w:bookmarkStart w:id="19" w:name="_Toc229938943"/>
       <w:r>
         <w:lastRenderedPageBreak/>
         <w:t>6. Testing a release</w:t>
@@ -4554,7 +4627,7 @@
       <w:pPr>
         <w:pStyle w:val="Heading3"/>
       </w:pPr>
-      <w:bookmarkStart w:id="20" w:name="_Toc229925241"/>
+      <w:bookmarkStart w:id="20" w:name="_Toc229938944"/>
       <w:r>
         <w:t>6.1 Verify the manifest fetch and version compare</w:t>
       </w:r>
@@ -4618,7 +4691,7 @@
       <w:pPr>
         <w:pStyle w:val="Heading3"/>
       </w:pPr>
-      <w:bookmarkStart w:id="21" w:name="_Toc229925242"/>
+      <w:bookmarkStart w:id="21" w:name="_Toc229938945"/>
       <w:r>
         <w:t>6.2 Verify the notification dialog renders</w:t>
       </w:r>
@@ -4693,7 +4766,7 @@
       <w:pPr>
         <w:pStyle w:val="Heading3"/>
       </w:pPr>
-      <w:bookmarkStart w:id="22" w:name="_Toc229925243"/>
+      <w:bookmarkStart w:id="22" w:name="_Toc229938946"/>
       <w:r>
         <w:t>6.3 Verify the download URL</w:t>
       </w:r>
@@ -4753,7 +4826,7 @@
       <w:pPr>
         <w:pStyle w:val="Heading2"/>
       </w:pPr>
-      <w:bookmarkStart w:id="23" w:name="_Toc229925244"/>
+      <w:bookmarkStart w:id="23" w:name="_Toc229938947"/>
       <w:r>
         <w:t>7. Reference</w:t>
       </w:r>
@@ -4763,7 +4836,7 @@
       <w:pPr>
         <w:pStyle w:val="Heading3"/>
       </w:pPr>
-      <w:bookmarkStart w:id="24" w:name="_Toc229925245"/>
+      <w:bookmarkStart w:id="24" w:name="_Toc229938948"/>
       <w:r>
         <w:t>7.1 Files the release script bundles</w:t>
       </w:r>
@@ -5002,7 +5075,7 @@
       <w:pPr>
         <w:pStyle w:val="Heading3"/>
       </w:pPr>
-      <w:bookmarkStart w:id="25" w:name="_Toc229925246"/>
+      <w:bookmarkStart w:id="25" w:name="_Toc229938949"/>
       <w:r>
         <w:t>7.2 Where the SigMF sample comes from</w:t>
       </w:r>
@@ -5131,7 +5204,7 @@
       <w:pPr>
         <w:pStyle w:val="Heading3"/>
       </w:pPr>
-      <w:bookmarkStart w:id="26" w:name="_Toc229925247"/>
+      <w:bookmarkStart w:id="26" w:name="_Toc229938950"/>
       <w:r>
         <w:t>7.3 Documentation toolchain</w:t>
       </w:r>
@@ -5477,11 +5550,231 @@
       <w:pPr>
         <w:pStyle w:val="Heading3"/>
       </w:pPr>
-      <w:bookmarkStart w:id="27" w:name="_Toc229925248"/>
-      <w:r>
-        <w:t>7.4 Memory / notes worth knowing</w:t>
+      <w:bookmarkStart w:id="27" w:name="_Toc229938951"/>
+      <w:r>
+        <w:t>7.4 Multi-radio architecture</w:t>
       </w:r>
       <w:bookmarkEnd w:id="27"/>
+    </w:p>
+    <w:p>
+      <w:r>
+        <w:t>The application drives any of:</w:t>
+      </w:r>
+    </w:p>
+    <w:p>
+      <w:pPr>
+        <w:pStyle w:val="ListBullet"/>
+      </w:pPr>
+      <w:r>
+        <w:rPr>
+          <w:b/>
+        </w:rPr>
+        <w:t>UHD B200-family</w:t>
+      </w:r>
+      <w:r>
+        <w:t xml:space="preserve">: B200, B210. Via </w:t>
+      </w:r>
+      <w:r>
+        <w:rPr>
+          <w:rFonts w:ascii="Consolas" w:hAnsi="Consolas"/>
+          <w:sz w:val="20"/>
+        </w:rPr>
+        <w:t>uhd.usrp_source</w:t>
+      </w:r>
+      <w:r>
+        <w:t xml:space="preserve">, wrapped in </w:t>
+      </w:r>
+      <w:r>
+        <w:rPr>
+          <w:rFonts w:ascii="Consolas" w:hAnsi="Consolas"/>
+          <w:sz w:val="20"/>
+        </w:rPr>
+        <w:t>UhdB200Source</w:t>
+      </w:r>
+      <w:r>
+        <w:t>.</w:t>
+      </w:r>
+    </w:p>
+    <w:p>
+      <w:pPr>
+        <w:pStyle w:val="ListBullet"/>
+      </w:pPr>
+      <w:r>
+        <w:rPr>
+          <w:b/>
+        </w:rPr>
+        <w:t>SoapySDR-supported devices</w:t>
+      </w:r>
+      <w:r>
+        <w:t xml:space="preserve">: SDRPlay (RSP1A / RSP1B / RSPduo / RSPdx), RTL-SDR, HackRF, Airspy, Airspy HF+, BladeRF, LimeSDR, PlutoSDR. Via </w:t>
+      </w:r>
+      <w:r>
+        <w:rPr>
+          <w:rFonts w:ascii="Consolas" w:hAnsi="Consolas"/>
+          <w:sz w:val="20"/>
+        </w:rPr>
+        <w:t>gnuradio.soapy.source</w:t>
+      </w:r>
+      <w:r>
+        <w:t xml:space="preserve">, wrapped in </w:t>
+      </w:r>
+      <w:r>
+        <w:rPr>
+          <w:rFonts w:ascii="Consolas" w:hAnsi="Consolas"/>
+          <w:sz w:val="20"/>
+        </w:rPr>
+        <w:t>SoapyGenericSource</w:t>
+      </w:r>
+      <w:r>
+        <w:t>.</w:t>
+      </w:r>
+    </w:p>
+    <w:p>
+      <w:r>
+        <w:t xml:space="preserve">The split-out classes live next to each other in </w:t>
+      </w:r>
+      <w:r>
+        <w:rPr>
+          <w:rFonts w:ascii="Consolas" w:hAnsi="Consolas"/>
+          <w:sz w:val="20"/>
+        </w:rPr>
+        <w:t>b210_spectrum_analyzer.py</w:t>
+      </w:r>
+      <w:r>
+        <w:t>:</w:t>
+      </w:r>
+    </w:p>
+    <w:tbl>
+      <w:tblPr>
+        <w:tblW w:w="0" w:type="auto"/>
+        <w:tblLook w:val="04A0" w:firstRow="1" w:lastRow="0" w:firstColumn="1" w:lastColumn="0" w:noHBand="0" w:noVBand="1"/>
+      </w:tblPr>
+      <w:tblGrid>
+        <w:gridCol w:w="9634"/>
+      </w:tblGrid>
+      <w:tr>
+        <w:tc>
+          <w:tcPr>
+            <w:tcW w:w="9634" w:type="dxa"/>
+            <w:shd w:val="clear" w:color="auto" w:fill="F2F2F2"/>
+          </w:tcPr>
+          <w:p>
+            <w:r>
+              <w:rPr>
+                <w:rFonts w:ascii="Consolas" w:hAnsi="Consolas"/>
+                <w:sz w:val="18"/>
+              </w:rPr>
+              <w:t>RadioSource           — abstract: gr block + set_samp_rate / set_center_freq / set_gain</w:t>
+            </w:r>
+          </w:p>
+          <w:p>
+            <w:r>
+              <w:rPr>
+                <w:rFonts w:ascii="Consolas" w:hAnsi="Consolas"/>
+                <w:sz w:val="18"/>
+              </w:rPr>
+              <w:t xml:space="preserve">  UhdB200Source       — UHD path</w:t>
+            </w:r>
+          </w:p>
+          <w:p>
+            <w:r>
+              <w:rPr>
+                <w:rFonts w:ascii="Consolas" w:hAnsi="Consolas"/>
+                <w:sz w:val="18"/>
+              </w:rPr>
+              <w:t xml:space="preserve">  SoapyGenericSource  — gr-soapy path; per-driver capabilities in SOAPY_DEFAULTS</w:t>
+            </w:r>
+          </w:p>
+        </w:tc>
+      </w:tr>
+    </w:tbl>
+    <w:p>
+      <w:r>
+        <w:rPr>
+          <w:rFonts w:ascii="Consolas" w:hAnsi="Consolas"/>
+          <w:sz w:val="20"/>
+        </w:rPr>
+        <w:t>find_all_radios()</w:t>
+      </w:r>
+      <w:r>
+        <w:t xml:space="preserve"> = </w:t>
+      </w:r>
+      <w:r>
+        <w:rPr>
+          <w:rFonts w:ascii="Consolas" w:hAnsi="Consolas"/>
+          <w:sz w:val="20"/>
+        </w:rPr>
+        <w:t>find_b200_uhd()</w:t>
+      </w:r>
+      <w:r>
+        <w:t xml:space="preserve"> + </w:t>
+      </w:r>
+      <w:r>
+        <w:rPr>
+          <w:rFonts w:ascii="Consolas" w:hAnsi="Consolas"/>
+          <w:sz w:val="20"/>
+        </w:rPr>
+        <w:t>find_soapy_devices()</w:t>
+      </w:r>
+      <w:r>
+        <w:t xml:space="preserve">. The picker shows them in a single list. Settings hold </w:t>
+      </w:r>
+      <w:r>
+        <w:rPr>
+          <w:rFonts w:ascii="Consolas" w:hAnsi="Consolas"/>
+          <w:sz w:val="20"/>
+        </w:rPr>
+        <w:t>(device_driver, device_serial)</w:t>
+      </w:r>
+      <w:r>
+        <w:t>.</w:t>
+      </w:r>
+    </w:p>
+    <w:p>
+      <w:r>
+        <w:t xml:space="preserve">Per-driver capabilities (sample-rate options, gain range) come from the </w:t>
+      </w:r>
+      <w:r>
+        <w:rPr>
+          <w:rFonts w:ascii="Consolas" w:hAnsi="Consolas"/>
+          <w:sz w:val="20"/>
+        </w:rPr>
+        <w:t>SOAPY_DEFAULTS</w:t>
+      </w:r>
+      <w:r>
+        <w:t xml:space="preserve"> table at module top. Add a new Soapy backend by listing its driver string and adding an entry there.</w:t>
+      </w:r>
+    </w:p>
+    <w:p>
+      <w:r>
+        <w:rPr>
+          <w:b/>
+        </w:rPr>
+        <w:t>SDRPlay-specific:</w:t>
+      </w:r>
+      <w:r>
+        <w:t xml:space="preserve"> SDRPlay devices need both the SDRplay API installer (from sdrplay.com) and the </w:t>
+      </w:r>
+      <w:r>
+        <w:rPr>
+          <w:rFonts w:ascii="Consolas" w:hAnsi="Consolas"/>
+          <w:sz w:val="20"/>
+        </w:rPr>
+        <w:t>soapysdr-module-sdrplay</w:t>
+      </w:r>
+      <w:r>
+        <w:t xml:space="preserve"> conda package. Neither ships in Radioconda by default. The install guide’s §1A documents the steps for users.</w:t>
+      </w:r>
+    </w:p>
+    <w:p>
+      <w:pPr>
+        <w:pStyle w:val="Heading3"/>
+      </w:pPr>
+      <w:bookmarkStart w:id="28" w:name="_Toc229938952"/>
+      <w:r>
+        <w:t>7.5 Memory / notes worth knowing</w:t>
+      </w:r>
+      <w:bookmarkEnd w:id="28"/>
     </w:p>
     <w:p>
       <w:r>
@@ -5502,10 +5795,7 @@
         <w:t>3273A91</w:t>
       </w:r>
       <w:r>
-        <w:t xml:space="preserve">. New users with their own B210s get </w:t>
-      </w:r>
-      <w:r>
-        <w:t>auto-detected; no source change needed (see §8 of the install guide).</w:t>
+        <w:t>. New users with their own B210s get auto-detected; no source change needed (see §8 of the install guide).</w:t>
       </w:r>
     </w:p>
     <w:p>
@@ -5530,7 +5820,7 @@
         <w:pStyle w:val="ListBullet"/>
       </w:pPr>
       <w:r>
-        <w:t>On Linux, Radioconda’s udev rules must be activated for the B210 (see install guide §2.2).</w:t>
+        <w:t>On Linux, Radioconda’s udev rules must be activated for the B210 (see install guide §2.2). SDRPlay devices on Linux similarly need the udev rules from the SDRplay API installer.</w:t>
       </w:r>
     </w:p>
     <w:p>
@@ -5538,6 +5828,7 @@
         <w:pStyle w:val="ListBullet"/>
       </w:pPr>
       <w:r>
+        <w:lastRenderedPageBreak/>
         <w:t>The auto-update check is harmless if the manifest URL is unreachable — failures are silent in the background path. Don’t panic if you accidentally delete the manifest; users just don’t see new-version notifications until you restore it.</w:t>
       </w:r>
     </w:p>
@@ -5863,31 +6154,31 @@
       </w:rPr>
     </w:lvl>
   </w:abstractNum>
-  <w:num w:numId="1" w16cid:durableId="53626572">
+  <w:num w:numId="1" w16cid:durableId="1115708391">
     <w:abstractNumId w:val="8"/>
   </w:num>
-  <w:num w:numId="2" w16cid:durableId="1957060499">
+  <w:num w:numId="2" w16cid:durableId="2019115185">
     <w:abstractNumId w:val="6"/>
   </w:num>
-  <w:num w:numId="3" w16cid:durableId="555627237">
+  <w:num w:numId="3" w16cid:durableId="828904843">
     <w:abstractNumId w:val="5"/>
   </w:num>
-  <w:num w:numId="4" w16cid:durableId="1246451548">
+  <w:num w:numId="4" w16cid:durableId="815758622">
     <w:abstractNumId w:val="4"/>
   </w:num>
-  <w:num w:numId="5" w16cid:durableId="1609658227">
+  <w:num w:numId="5" w16cid:durableId="141318724">
     <w:abstractNumId w:val="7"/>
   </w:num>
-  <w:num w:numId="6" w16cid:durableId="2107189590">
+  <w:num w:numId="6" w16cid:durableId="819157808">
     <w:abstractNumId w:val="3"/>
   </w:num>
-  <w:num w:numId="7" w16cid:durableId="263805654">
+  <w:num w:numId="7" w16cid:durableId="2141872160">
     <w:abstractNumId w:val="2"/>
   </w:num>
-  <w:num w:numId="8" w16cid:durableId="754012601">
+  <w:num w:numId="8" w16cid:durableId="1414157074">
     <w:abstractNumId w:val="1"/>
   </w:num>
-  <w:num w:numId="9" w16cid:durableId="119348608">
+  <w:num w:numId="9" w16cid:durableId="125322384">
     <w:abstractNumId w:val="0"/>
   </w:num>
 </w:numbering>
@@ -17282,7 +17573,7 @@
     <w:autoRedefine/>
     <w:uiPriority w:val="39"/>
     <w:unhideWhenUsed/>
-    <w:rsid w:val="00C66E6A"/>
+    <w:rsid w:val="00641288"/>
     <w:pPr>
       <w:spacing w:after="100"/>
     </w:pPr>
@@ -17294,7 +17585,7 @@
     <w:autoRedefine/>
     <w:uiPriority w:val="39"/>
     <w:unhideWhenUsed/>
-    <w:rsid w:val="00C66E6A"/>
+    <w:rsid w:val="00641288"/>
     <w:pPr>
       <w:spacing w:after="100"/>
       <w:ind w:left="220"/>
@@ -17307,7 +17598,7 @@
     <w:autoRedefine/>
     <w:uiPriority w:val="39"/>
     <w:unhideWhenUsed/>
-    <w:rsid w:val="00C66E6A"/>
+    <w:rsid w:val="00641288"/>
     <w:pPr>
       <w:spacing w:after="100"/>
       <w:ind w:left="440"/>
@@ -17318,7 +17609,7 @@
     <w:basedOn w:val="DefaultParagraphFont"/>
     <w:uiPriority w:val="99"/>
     <w:unhideWhenUsed/>
-    <w:rsid w:val="00C66E6A"/>
+    <w:rsid w:val="00641288"/>
     <w:rPr>
       <w:color w:val="0000FF" w:themeColor="hyperlink"/>
       <w:u w:val="single"/>
